--- a/public/exports/documents/subcontract-pm-2026/document.docx
+++ b/public/exports/documents/subcontract-pm-2026/document.docx
@@ -14,7 +14,7 @@
     </w:p>
     <w:p>
       <w:pPr>
-        <w:spacing w:after="160"/>
+        <w:spacing w:after="180"/>
         <w:jc w:val="both"/>
       </w:pPr>
       <w:r>
@@ -31,7 +31,8 @@
     <w:p>
       <w:pPr>
         <w:pStyle w:val="Heading2"/>
-        <w:spacing w:after="160" w:before="280"/>
+        <w:keepNext/>
+        <w:spacing w:after="180" w:before="360"/>
       </w:pPr>
       <w:r>
         <w:t xml:space="preserve">Структура документа</w:t>
@@ -39,7 +40,7 @@
     </w:p>
     <w:p>
       <w:pPr>
-        <w:spacing w:after="160"/>
+        <w:spacing w:after="180"/>
         <w:jc w:val="both"/>
       </w:pPr>
       <w:r>
@@ -68,12 +69,22 @@
     </w:p>
     <w:p>
       <w:pPr>
-        <w:spacing w:after="160"/>
-        <w:jc w:val="both"/>
-      </w:pPr>
-      <w:r>
-        <w:t xml:space="preserve">"Software consulting and development" 2. </w:t>
-      </w:r>
+        <w:spacing w:after="180"/>
+        <w:jc w:val="both"/>
+      </w:pPr>
+      <w:r>
+        <w:t xml:space="preserve">"Software consulting and development"</w:t>
+      </w:r>
+    </w:p>
+    <w:p>
+      <w:pPr>
+        <w:pStyle w:val="ListParagraph"/>
+        <w:numPr>
+          <w:ilvl w:val="0"/>
+          <w:numId w:val="2"/>
+        </w:numPr>
+        <w:spacing w:after="60"/>
+      </w:pPr>
       <w:r>
         <w:rPr>
           <w:b/>
@@ -82,12 +93,21 @@
         <w:t xml:space="preserve">IP-пункт</w:t>
       </w:r>
       <w:r>
-        <w:t xml:space="preserve"> — використовує спрощений варіант без розгорнутого copyleft-застереження (бо PM не пишуть код)</w:t>
-      </w:r>
-    </w:p>
-    <w:p>
-      <w:pPr>
-        <w:spacing w:after="160"/>
+        <w:t xml:space="preserve"> — використовує спрощений варіант</w:t>
+      </w:r>
+    </w:p>
+    <w:p>
+      <w:pPr>
+        <w:spacing w:after="180"/>
+        <w:jc w:val="both"/>
+      </w:pPr>
+      <w:r>
+        <w:t xml:space="preserve">без розгорнутого copyleft-застереження (бо PM не пишуть код)</w:t>
+      </w:r>
+    </w:p>
+    <w:p>
+      <w:pPr>
+        <w:spacing w:after="180"/>
         <w:jc w:val="both"/>
       </w:pPr>
       <w:r>
@@ -116,7 +136,8 @@
     <w:p>
       <w:pPr>
         <w:pStyle w:val="Heading2"/>
-        <w:spacing w:after="160" w:before="280"/>
+        <w:keepNext/>
+        <w:spacing w:after="180" w:before="360"/>
       </w:pPr>
       <w:r>
         <w:t xml:space="preserve">Ключові терміни</w:t>
@@ -305,7 +326,8 @@
     <w:p>
       <w:pPr>
         <w:pStyle w:val="Heading2"/>
-        <w:spacing w:after="160" w:before="280"/>
+        <w:keepNext/>
+        <w:spacing w:after="180" w:before="360"/>
       </w:pPr>
       <w:r>
         <w:t xml:space="preserve">Чим PM відрізняється від Dev для нас як залучаючої сторони</w:t>
@@ -333,12 +355,22 @@
     </w:p>
     <w:p>
       <w:pPr>
-        <w:spacing w:after="160"/>
-        <w:jc w:val="both"/>
-      </w:pPr>
-      <w:r>
-        <w:t xml:space="preserve">на 10–20%, бо позиція рідкісніша і гірше масштабується. - </w:t>
-      </w:r>
+        <w:spacing w:after="180"/>
+        <w:jc w:val="both"/>
+      </w:pPr>
+      <w:r>
+        <w:t xml:space="preserve">на 10–20%, бо позиція рідкісніша і гірше масштабується.</w:t>
+      </w:r>
+    </w:p>
+    <w:p>
+      <w:pPr>
+        <w:pStyle w:val="ListParagraph"/>
+        <w:numPr>
+          <w:ilvl w:val="0"/>
+          <w:numId w:val="1"/>
+        </w:numPr>
+        <w:spacing w:after="60"/>
+      </w:pPr>
       <w:r>
         <w:rPr>
           <w:b/>
@@ -347,8 +379,27 @@
         <w:t xml:space="preserve">Метрики інші.</w:t>
       </w:r>
       <w:r>
-        <w:t xml:space="preserve"> PM вимірюємо не годинами code review, а регулярністю standup-ів, здоров'ям беклогу, SLA на комунікацію. - </w:t>
-      </w:r>
+        <w:t xml:space="preserve"> PM вимірюємо не годинами code review, а</w:t>
+      </w:r>
+    </w:p>
+    <w:p>
+      <w:pPr>
+        <w:spacing w:after="180"/>
+        <w:jc w:val="both"/>
+      </w:pPr>
+      <w:r>
+        <w:t xml:space="preserve">регулярністю standup-ів, здоров'ям беклогу, SLA на комунікацію.</w:t>
+      </w:r>
+    </w:p>
+    <w:p>
+      <w:pPr>
+        <w:pStyle w:val="ListParagraph"/>
+        <w:numPr>
+          <w:ilvl w:val="0"/>
+          <w:numId w:val="1"/>
+        </w:numPr>
+        <w:spacing w:after="60"/>
+      </w:pPr>
       <w:r>
         <w:rPr>
           <w:b/>
@@ -357,8 +408,27 @@
         <w:t xml:space="preserve">Замінність складніша.</w:t>
       </w:r>
       <w:r>
-        <w:t xml:space="preserve"> Якщо PM йде посеред проекту, заміна потребує 2-4 тижні knowledge transfer. Тому в реальному контракті важливо акцентувати Non-solicitation. - </w:t>
-      </w:r>
+        <w:t xml:space="preserve"> Якщо PM йде посеред проекту, заміна</w:t>
+      </w:r>
+    </w:p>
+    <w:p>
+      <w:pPr>
+        <w:spacing w:after="180"/>
+        <w:jc w:val="both"/>
+      </w:pPr>
+      <w:r>
+        <w:t xml:space="preserve">потребує 2-4 тижні knowledge transfer. Тому в реальному контракті важливо акцентувати Non-solicitation.</w:t>
+      </w:r>
+    </w:p>
+    <w:p>
+      <w:pPr>
+        <w:pStyle w:val="ListParagraph"/>
+        <w:numPr>
+          <w:ilvl w:val="0"/>
+          <w:numId w:val="1"/>
+        </w:numPr>
+        <w:spacing w:after="60"/>
+      </w:pPr>
       <w:r>
         <w:rPr>
           <w:b/>
@@ -367,13 +437,23 @@
         <w:t xml:space="preserve">Скоуп overtime.</w:t>
       </w:r>
       <w:r>
-        <w:t xml:space="preserve"> PM майже завжди працює overtime "за контекстом", і це складніше контролювати ніж у девів з код-ревʼю. Обговорюйте явно на старті.</w:t>
+        <w:t xml:space="preserve"> PM майже завжди працює overtime "за контекстом",</w:t>
+      </w:r>
+    </w:p>
+    <w:p>
+      <w:pPr>
+        <w:spacing w:after="180"/>
+        <w:jc w:val="both"/>
+      </w:pPr>
+      <w:r>
+        <w:t xml:space="preserve">і це складніше контролювати ніж у девів з код-ревʼю. Обговорюйте явно на старті.</w:t>
       </w:r>
     </w:p>
     <w:p>
       <w:pPr>
         <w:pStyle w:val="Heading2"/>
-        <w:spacing w:after="160" w:before="280"/>
+        <w:keepNext/>
+        <w:spacing w:after="180" w:before="360"/>
       </w:pPr>
       <w:r>
         <w:t xml:space="preserve">Що зазвичай обговорюється</w:t>
@@ -381,7 +461,7 @@
     </w:p>
     <w:p>
       <w:pPr>
-        <w:spacing w:after="160"/>
+        <w:spacing w:after="180"/>
         <w:jc w:val="both"/>
       </w:pPr>
       <w:r>
@@ -442,7 +522,7 @@
     </w:p>
     <w:p>
       <w:pPr>
-        <w:spacing w:after="160"/>
+        <w:spacing w:after="180"/>
         <w:jc w:val="both"/>
       </w:pPr>
       <w:r>
@@ -509,7 +589,7 @@
     </w:pPr>
     <w:r>
       <w:rPr>
-        <w:color w:val="888888"/>
+        <w:color w:val="8A8578"/>
         <w:sz w:val="16"/>
         <w:szCs w:val="16"/>
       </w:rPr>
@@ -517,12 +597,31 @@
     </w:r>
     <w:r>
       <w:rPr>
-        <w:color w:val="888888"/>
+        <w:color w:val="8A8578"/>
         <w:sz w:val="16"/>
         <w:szCs w:val="16"/>
       </w:rPr>
       <w:fldChar w:fldCharType="begin"/>
       <w:instrText xml:space="preserve">PAGE</w:instrText>
+      <w:fldChar w:fldCharType="separate"/>
+      <w:fldChar w:fldCharType="end"/>
+    </w:r>
+    <w:r>
+      <w:rPr>
+        <w:color w:val="8A8578"/>
+        <w:sz w:val="16"/>
+        <w:szCs w:val="16"/>
+      </w:rPr>
+      <w:t xml:space="preserve"> / </w:t>
+    </w:r>
+    <w:r>
+      <w:rPr>
+        <w:color w:val="8A8578"/>
+        <w:sz w:val="16"/>
+        <w:szCs w:val="16"/>
+      </w:rPr>
+      <w:fldChar w:fldCharType="begin"/>
+      <w:instrText xml:space="preserve">NUMPAGES</w:instrText>
       <w:fldChar w:fldCharType="separate"/>
       <w:fldChar w:fldCharType="end"/>
     </w:r>
@@ -704,8 +803,13 @@
     <w:basedOn w:val="Normal"/>
     <w:next w:val="Normal"/>
     <w:qFormat/>
-    <w:rPr>
-      <w:color w:val="2E74B5"/>
+    <w:pPr>
+      <w:spacing w:after="200" w:before="400"/>
+    </w:pPr>
+    <w:rPr>
+      <w:rFonts w:ascii="Georgia" w:cs="Georgia" w:eastAsia="Georgia" w:hAnsi="Georgia"/>
+      <w:b/>
+      <w:bCs/>
       <w:sz w:val="32"/>
       <w:szCs w:val="32"/>
     </w:rPr>
@@ -715,8 +819,13 @@
     <w:basedOn w:val="Normal"/>
     <w:next w:val="Normal"/>
     <w:qFormat/>
-    <w:rPr>
-      <w:color w:val="2E74B5"/>
+    <w:pPr>
+      <w:spacing w:after="160" w:before="320"/>
+    </w:pPr>
+    <w:rPr>
+      <w:rFonts w:ascii="Georgia" w:cs="Georgia" w:eastAsia="Georgia" w:hAnsi="Georgia"/>
+      <w:b/>
+      <w:bCs/>
       <w:sz w:val="26"/>
       <w:szCs w:val="26"/>
     </w:rPr>
@@ -726,10 +835,15 @@
     <w:basedOn w:val="Normal"/>
     <w:next w:val="Normal"/>
     <w:qFormat/>
-    <w:rPr>
-      <w:color w:val="1F4D78"/>
-      <w:sz w:val="24"/>
-      <w:szCs w:val="24"/>
+    <w:pPr>
+      <w:spacing w:after="120" w:before="240"/>
+    </w:pPr>
+    <w:rPr>
+      <w:rFonts w:ascii="Georgia" w:cs="Georgia" w:eastAsia="Georgia" w:hAnsi="Georgia"/>
+      <w:b/>
+      <w:bCs/>
+      <w:sz w:val="22"/>
+      <w:szCs w:val="22"/>
     </w:rPr>
   </w:style>
   <w:style w:type="paragraph" w:styleId="Heading4">

--- a/public/exports/documents/subcontract-pm-2026/document.docx
+++ b/public/exports/documents/subcontract-pm-2026/document.docx
@@ -25,7 +25,7 @@
         <w:t xml:space="preserve">Договір субпідряду для Project Manager-а</w:t>
       </w:r>
       <w:r>
-        <w:t xml:space="preserve"> — шаблон Sloboda Software GMBH 2026 року для залучення зовнішніх PM-ів на проекти. Юрисдикція — Німеччина, форум спорів — England and Wales.</w:t>
+        <w:t xml:space="preserve"> — шаблон Acme Services Software GMBH 2026 року для залучення зовнішніх PM-ів на проекти. Юрисдикція — Німеччина, форум спорів — England and Wales.</w:t>
       </w:r>
     </w:p>
     <w:p>
